--- a/templates/pril4_211.docx
+++ b/templates/pril4_211.docx
@@ -505,6 +505,18 @@
                 <w:szCs w:val="20"/>
                 <w:lang w:eastAsia="ru-RU"/>
               </w:rPr>
+              <w:fldChar w:fldCharType="separate"/>
+            </w:r>
+            <w:r>
+              <w:rPr>
+                <w:rFonts w:ascii="Times New Roman" w:eastAsia="Calibri" w:hAnsi="Times New Roman"/>
+                <w:b/>
+                <w:bCs/>
+                <w:spacing w:val="-8"/>
+                <w:sz w:val="20"/>
+                <w:szCs w:val="20"/>
+                <w:lang w:eastAsia="ru-RU"/>
+              </w:rPr>
               <w:fldChar w:fldCharType="end"/>
             </w:r>
             <w:bookmarkEnd w:id="0"/>
@@ -598,6 +610,18 @@
                 <w:szCs w:val="20"/>
                 <w:lang w:eastAsia="ru-RU"/>
               </w:rPr>
+              <w:fldChar w:fldCharType="separate"/>
+            </w:r>
+            <w:r>
+              <w:rPr>
+                <w:rFonts w:ascii="Times New Roman" w:eastAsia="Calibri" w:hAnsi="Times New Roman"/>
+                <w:b/>
+                <w:bCs/>
+                <w:spacing w:val="-8"/>
+                <w:sz w:val="20"/>
+                <w:szCs w:val="20"/>
+                <w:lang w:eastAsia="ru-RU"/>
+              </w:rPr>
               <w:fldChar w:fldCharType="end"/>
             </w:r>
             <w:r>
@@ -726,6 +750,18 @@
                 <w:szCs w:val="20"/>
                 <w:lang w:eastAsia="ru-RU"/>
               </w:rPr>
+              <w:fldChar w:fldCharType="separate"/>
+            </w:r>
+            <w:r>
+              <w:rPr>
+                <w:rFonts w:ascii="Times New Roman" w:eastAsia="Calibri" w:hAnsi="Times New Roman"/>
+                <w:b/>
+                <w:bCs/>
+                <w:spacing w:val="-8"/>
+                <w:sz w:val="20"/>
+                <w:szCs w:val="20"/>
+                <w:lang w:eastAsia="ru-RU"/>
+              </w:rPr>
               <w:fldChar w:fldCharType="end"/>
             </w:r>
             <w:r>
@@ -832,9 +868,27 @@
                 <w:rFonts w:ascii="Times New Roman" w:eastAsia="Calibri" w:hAnsi="Times New Roman"/>
                 <w:sz w:val="24"/>
                 <w:szCs w:val="24"/>
+                <w:lang w:eastAsia="ru-RU"/>
+              </w:rPr>
+              <w:t>{{</w:t>
+            </w:r>
+            <w:r>
+              <w:rPr>
+                <w:rFonts w:ascii="Times New Roman" w:eastAsia="Calibri" w:hAnsi="Times New Roman"/>
+                <w:sz w:val="24"/>
+                <w:szCs w:val="24"/>
                 <w:lang w:val="en-US" w:eastAsia="ru-RU"/>
               </w:rPr>
-              <w:t>{{name}}</w:t>
+              <w:t>name</w:t>
+            </w:r>
+            <w:r>
+              <w:rPr>
+                <w:rFonts w:ascii="Times New Roman" w:eastAsia="Calibri" w:hAnsi="Times New Roman"/>
+                <w:sz w:val="24"/>
+                <w:szCs w:val="24"/>
+                <w:lang w:eastAsia="ru-RU"/>
+              </w:rPr>
+              <w:t>}}</w:t>
             </w:r>
             <w:r>
               <w:rPr>
@@ -1734,7 +1788,7 @@
                 <w:rFonts w:ascii="Times New Roman" w:eastAsia="Calibri" w:hAnsi="Times New Roman"/>
                 <w:b/>
                 <w:iCs/>
-                <w:lang w:val="en-US" w:eastAsia="ru-RU"/>
+                <w:lang w:eastAsia="ru-RU"/>
               </w:rPr>
             </w:pPr>
             <w:r>
@@ -1747,6 +1801,17 @@
               </w:rPr>
               <w:t xml:space="preserve">Россия, </w:t>
             </w:r>
+            <w:r>
+              <w:rPr>
+                <w:rFonts w:ascii="Times New Roman" w:eastAsia="Calibri" w:hAnsi="Times New Roman"/>
+                <w:b/>
+                <w:bCs/>
+                <w:iCs/>
+                <w:lang w:eastAsia="ru-RU"/>
+              </w:rPr>
+              <w:t>{{</w:t>
+            </w:r>
+            <w:proofErr w:type="spellStart"/>
             <w:r>
               <w:rPr>
                 <w:rFonts w:ascii="Times New Roman" w:eastAsia="Calibri" w:hAnsi="Times New Roman"/>
@@ -1755,9 +1820,19 @@
                 <w:iCs/>
                 <w:lang w:val="en-US" w:eastAsia="ru-RU"/>
               </w:rPr>
-              <w:t>{{</w:t>
-            </w:r>
-            <w:proofErr w:type="spellStart"/>
+              <w:t>adres</w:t>
+            </w:r>
+            <w:proofErr w:type="spellEnd"/>
+            <w:r>
+              <w:rPr>
+                <w:rFonts w:ascii="Times New Roman" w:eastAsia="Calibri" w:hAnsi="Times New Roman"/>
+                <w:b/>
+                <w:bCs/>
+                <w:iCs/>
+                <w:lang w:eastAsia="ru-RU"/>
+              </w:rPr>
+              <w:t>_</w:t>
+            </w:r>
             <w:r>
               <w:rPr>
                 <w:rFonts w:ascii="Times New Roman" w:eastAsia="Calibri" w:hAnsi="Times New Roman"/>
@@ -1766,16 +1841,15 @@
                 <w:iCs/>
                 <w:lang w:val="en-US" w:eastAsia="ru-RU"/>
               </w:rPr>
-              <w:t>adres_author</w:t>
-            </w:r>
-            <w:proofErr w:type="spellEnd"/>
+              <w:t>author</w:t>
+            </w:r>
             <w:r>
               <w:rPr>
                 <w:rFonts w:ascii="Times New Roman" w:eastAsia="Calibri" w:hAnsi="Times New Roman"/>
                 <w:b/>
                 <w:bCs/>
                 <w:iCs/>
-                <w:lang w:val="en-US" w:eastAsia="ru-RU"/>
+                <w:lang w:eastAsia="ru-RU"/>
               </w:rPr>
               <w:t>}}</w:t>
             </w:r>
@@ -1813,17 +1887,24 @@
               <w:rPr>
                 <w:rFonts w:ascii="Times New Roman" w:eastAsia="Calibri" w:hAnsi="Times New Roman"/>
                 <w:b/>
-                <w:lang w:eastAsia="ru-RU"/>
-              </w:rPr>
-            </w:pPr>
-            <w:r>
-              <w:rPr>
-                <w:rFonts w:ascii="Times New Roman" w:eastAsia="Calibri" w:hAnsi="Times New Roman"/>
-                <w:b/>
-                <w:bCs/>
-                <w:lang w:eastAsia="ru-RU"/>
-              </w:rPr>
-              <w:t>Постановка задачи и написание программного кода</w:t>
+                <w:lang w:val="en-US" w:eastAsia="ru-RU"/>
+              </w:rPr>
+            </w:pPr>
+            <w:r>
+              <w:rPr>
+                <w:rFonts w:ascii="Times New Roman" w:eastAsia="Calibri" w:hAnsi="Times New Roman"/>
+                <w:b/>
+                <w:lang w:eastAsia="ru-RU"/>
+              </w:rPr>
+              <w:t>{{</w:t>
+            </w:r>
+            <w:r>
+              <w:rPr>
+                <w:rFonts w:ascii="Times New Roman" w:eastAsia="Calibri" w:hAnsi="Times New Roman"/>
+                <w:b/>
+                <w:lang w:val="en-US" w:eastAsia="ru-RU"/>
+              </w:rPr>
+              <w:t>skill_author}}</w:t>
             </w:r>
           </w:p>
           <w:p>
@@ -1838,15 +1919,27 @@
                 <w:lang w:eastAsia="ru-RU"/>
               </w:rPr>
             </w:pPr>
-            <w:r>
-              <w:rPr>
-                <w:rFonts w:ascii="Times New Roman" w:eastAsia="Calibri" w:hAnsi="Times New Roman"/>
-                <w:i/>
-                <w:sz w:val="20"/>
-                <w:szCs w:val="20"/>
-                <w:lang w:eastAsia="ru-RU"/>
-              </w:rPr>
-              <w:t>При  публикации сведений о государственной регистрации программы для ЭВМ или базы данных автор просит: (отметить [X])</w:t>
+            <w:proofErr w:type="gramStart"/>
+            <w:r>
+              <w:rPr>
+                <w:rFonts w:ascii="Times New Roman" w:eastAsia="Calibri" w:hAnsi="Times New Roman"/>
+                <w:i/>
+                <w:sz w:val="20"/>
+                <w:szCs w:val="20"/>
+                <w:lang w:eastAsia="ru-RU"/>
+              </w:rPr>
+              <w:t>При  публикации</w:t>
+            </w:r>
+            <w:proofErr w:type="gramEnd"/>
+            <w:r>
+              <w:rPr>
+                <w:rFonts w:ascii="Times New Roman" w:eastAsia="Calibri" w:hAnsi="Times New Roman"/>
+                <w:i/>
+                <w:sz w:val="20"/>
+                <w:szCs w:val="20"/>
+                <w:lang w:eastAsia="ru-RU"/>
+              </w:rPr>
+              <w:t xml:space="preserve"> сведений о государственной регистрации программы для ЭВМ или базы данных автор просит: (отметить [X])</w:t>
             </w:r>
           </w:p>
           <w:p>
@@ -1913,6 +2006,17 @@
                 <w:szCs w:val="18"/>
                 <w:lang w:eastAsia="ru-RU"/>
               </w:rPr>
+              <w:fldChar w:fldCharType="separate"/>
+            </w:r>
+            <w:r>
+              <w:rPr>
+                <w:rFonts w:ascii="Times New Roman" w:eastAsia="Calibri" w:hAnsi="Times New Roman"/>
+                <w:b/>
+                <w:bCs/>
+                <w:sz w:val="18"/>
+                <w:szCs w:val="18"/>
+                <w:lang w:eastAsia="ru-RU"/>
+              </w:rPr>
               <w:fldChar w:fldCharType="end"/>
             </w:r>
             <w:r>
@@ -1977,6 +2081,17 @@
                 <w:szCs w:val="18"/>
                 <w:lang w:eastAsia="ru-RU"/>
               </w:rPr>
+              <w:fldChar w:fldCharType="separate"/>
+            </w:r>
+            <w:r>
+              <w:rPr>
+                <w:rFonts w:ascii="Times New Roman" w:eastAsia="Calibri" w:hAnsi="Times New Roman"/>
+                <w:b/>
+                <w:bCs/>
+                <w:sz w:val="18"/>
+                <w:szCs w:val="18"/>
+                <w:lang w:eastAsia="ru-RU"/>
+              </w:rPr>
               <w:fldChar w:fldCharType="end"/>
             </w:r>
             <w:r>
@@ -2041,6 +2156,17 @@
                 <w:szCs w:val="18"/>
                 <w:lang w:eastAsia="ru-RU"/>
               </w:rPr>
+            </w:r>
+            <w:r>
+              <w:rPr>
+                <w:rFonts w:ascii="Times New Roman" w:eastAsia="Calibri" w:hAnsi="Times New Roman"/>
+                <w:b/>
+                <w:bCs/>
+                <w:sz w:val="18"/>
+                <w:szCs w:val="18"/>
+                <w:lang w:eastAsia="ru-RU"/>
+              </w:rPr>
+              <w:fldChar w:fldCharType="separate"/>
             </w:r>
             <w:r>
               <w:rPr>
@@ -2761,6 +2887,7 @@
   <w:style w:type="character" w:default="1" w:styleId="a0">
     <w:name w:val="Default Paragraph Font"/>
     <w:uiPriority w:val="1"/>
+    <w:semiHidden/>
     <w:unhideWhenUsed/>
   </w:style>
   <w:style w:type="table" w:default="1" w:styleId="a1">
